--- a/pr-preview/pr-56/Your-Book-Title.docx
+++ b/pr-preview/pr-56/Your-Book-Title.docx
@@ -23,7 +23,7 @@
         <w:pStyle w:val="Date"/>
       </w:pPr>
       <w:r>
-        <w:t xml:space="preserve">Last updated: 2026-09-14</w:t>
+        <w:t xml:space="preserve">Last updated: 2026-09-15</w:t>
       </w:r>
     </w:p>
     <w:bookmarkStart w:id="15" w:name="welcome"/>
@@ -2265,7 +2265,7 @@
         <w:t xml:space="preserve"> </w:t>
       </w:r>
       <w:r>
-        <w:t xml:space="preserve">fa56b16</w:t>
+        <w:t xml:space="preserve">b60ce3f</w:t>
       </w:r>
     </w:p>
     <w:p>
@@ -2287,7 +2287,7 @@
         <w:t xml:space="preserve"> </w:t>
       </w:r>
       <w:r>
-        <w:t xml:space="preserve">fa56b168a060703a9380cf1b8cc7ff3c9c6a2382</w:t>
+        <w:t xml:space="preserve">b60ce3f0bb15c7bcd015483d8c91d899c82d2c29</w:t>
       </w:r>
     </w:p>
     <w:p>
@@ -2309,7 +2309,7 @@
         <w:t xml:space="preserve"> </w:t>
       </w:r>
       <w:r>
-        <w:t xml:space="preserve">2026-09-14 16:20:08 -0700</w:t>
+        <w:t xml:space="preserve">2026-09-15 00:08:22 +0000</w:t>
       </w:r>
     </w:p>
     <w:p>
